--- a/public/assets/editable/professional-logo-design-sales-slick-3/es/Professional Logo Design Sales Slick - es.docx
+++ b/public/assets/editable/professional-logo-design-sales-slick-3/es/Professional Logo Design Sales Slick - es.docx
@@ -40,6 +40,14 @@
     </w:p>
     <w:p>
       <w:pPr>
+        <w:pStyle w:val="Heading2"/>
+      </w:pPr>
+      <w:r>
+        <w:t xml:space="preserve">Diseño de Logotipo Profesional</w:t>
+      </w:r>
+    </w:p>
+    <w:p>
+      <w:pPr>
         <w:pStyle w:val="Heading1"/>
       </w:pPr>
       <w:r>
@@ -48,6 +56,78 @@
     </w:p>
     <w:p>
       <w:pPr>
+        <w:spacing w:after="160"/>
+      </w:pPr>
+      <w:r>
+        <w:rPr>
+          <w:sz w:val="22"/>
+          <w:szCs w:val="22"/>
+        </w:rPr>
+        <w:t xml:space="preserve">Logotipos personalizados, diseñados por humanos, en torno a su negocio — entregados en 11 formatos, totalmente suyos, listos para cada aplicación, desde su sitio web hasta la rotulación de vehículos.</w:t>
+      </w:r>
+    </w:p>
+    <w:p>
+      <w:pPr>
+        <w:pStyle w:val="Heading2"/>
+      </w:pPr>
+      <w:r>
+        <w:t xml:space="preserve">Por qué importa un logotipo profesional</w:t>
+      </w:r>
+    </w:p>
+    <w:p>
+      <w:pPr>
+        <w:pStyle w:val="Heading3"/>
+      </w:pPr>
+      <w:r>
+        <w:t xml:space="preserve">seg</w:t>
+      </w:r>
+    </w:p>
+    <w:p>
+      <w:pPr>
+        <w:spacing w:after="160"/>
+      </w:pPr>
+      <w:r>
+        <w:rPr>
+          <w:sz w:val="22"/>
+          <w:szCs w:val="22"/>
+        </w:rPr>
+        <w:t xml:space="preserve">Para formar una primera impresión.</w:t>
+      </w:r>
+    </w:p>
+    <w:p>
+      <w:pPr>
+        <w:spacing w:after="160"/>
+      </w:pPr>
+      <w:r>
+        <w:rPr>
+          <w:sz w:val="22"/>
+          <w:szCs w:val="22"/>
+        </w:rPr>
+        <w:t xml:space="preserve">Identifican un logotipo como el símbolo de marca #1.</w:t>
+      </w:r>
+    </w:p>
+    <w:p>
+      <w:pPr>
+        <w:spacing w:after="160"/>
+      </w:pPr>
+      <w:r>
+        <w:rPr>
+          <w:sz w:val="22"/>
+          <w:szCs w:val="22"/>
+        </w:rPr>
+        <w:t xml:space="preserve">Aumento de reconocimiento por un logotipo fuerte.</w:t>
+      </w:r>
+    </w:p>
+    <w:p>
+      <w:pPr>
+        <w:pStyle w:val="Heading2"/>
+      </w:pPr>
+      <w:r>
+        <w:t xml:space="preserve">Cuatro razones para invertir</w:t>
+      </w:r>
+    </w:p>
+    <w:p>
+      <w:pPr>
         <w:pStyle w:val="Heading2"/>
       </w:pPr>
       <w:r>
@@ -56,6 +136,18 @@
     </w:p>
     <w:p>
       <w:pPr>
+        <w:spacing w:after="160"/>
+      </w:pPr>
+      <w:r>
+        <w:rPr>
+          <w:sz w:val="22"/>
+          <w:szCs w:val="22"/>
+        </w:rPr>
+        <w:t xml:space="preserve">Verse establecido en el momento en que un cliente le ve.</w:t>
+      </w:r>
+    </w:p>
+    <w:p>
+      <w:pPr>
         <w:pStyle w:val="Heading2"/>
       </w:pPr>
       <w:r>
@@ -64,6 +156,18 @@
     </w:p>
     <w:p>
       <w:pPr>
+        <w:spacing w:after="160"/>
+      </w:pPr>
+      <w:r>
+        <w:rPr>
+          <w:sz w:val="22"/>
+          <w:szCs w:val="22"/>
+        </w:rPr>
+        <w:t xml:space="preserve">Destaque entre la competencia y siga siendo memorable.</w:t>
+      </w:r>
+    </w:p>
+    <w:p>
+      <w:pPr>
         <w:pStyle w:val="Heading2"/>
       </w:pPr>
       <w:r>
@@ -72,6 +176,18 @@
     </w:p>
     <w:p>
       <w:pPr>
+        <w:spacing w:after="160"/>
+      </w:pPr>
+      <w:r>
+        <w:rPr>
+          <w:sz w:val="22"/>
+          <w:szCs w:val="22"/>
+        </w:rPr>
+        <w:t xml:space="preserve">11 formatos — listos para web, impresión, señalización, redes.</w:t>
+      </w:r>
+    </w:p>
+    <w:p>
+      <w:pPr>
         <w:pStyle w:val="Heading2"/>
       </w:pPr>
       <w:r>
@@ -80,122 +196,6 @@
     </w:p>
     <w:p>
       <w:pPr>
-        <w:pStyle w:val="Heading2"/>
-      </w:pPr>
-      <w:r>
-        <w:t xml:space="preserve">DISEÑO DE LOGOTIPO PROFESIONAL</w:t>
-      </w:r>
-    </w:p>
-    <w:p>
-      <w:pPr>
-        <w:pStyle w:val="Heading2"/>
-      </w:pPr>
-      <w:r>
-        <w:t xml:space="preserve">POR QUÉ IMPORTA UN LOGOTIPO PROFESIONAL</w:t>
-      </w:r>
-    </w:p>
-    <w:p>
-      <w:pPr>
-        <w:pStyle w:val="Heading2"/>
-      </w:pPr>
-      <w:r>
-        <w:t xml:space="preserve">CUATRO RAZONES PARA INVERTIR</w:t>
-      </w:r>
-    </w:p>
-    <w:p>
-      <w:pPr>
-        <w:pStyle w:val="Heading2"/>
-      </w:pPr>
-      <w:r>
-        <w:t xml:space="preserve">TRABAJOS SELECCIONADOS</w:t>
-      </w:r>
-    </w:p>
-    <w:p>
-      <w:pPr>
-        <w:spacing w:after="160"/>
-      </w:pPr>
-      <w:r>
-        <w:rPr>
-          <w:sz w:val="22"/>
-          <w:szCs w:val="22"/>
-        </w:rPr>
-        <w:t xml:space="preserve">Logotipos personalizados, diseñados por humanos, en torno a su negocio — entregados en 11 formatos, totalmente suyos, listos para cada aplicación, desde su sitio web hasta la rotulación de vehículos.</w:t>
-      </w:r>
-    </w:p>
-    <w:p>
-      <w:pPr>
-        <w:spacing w:after="160"/>
-      </w:pPr>
-      <w:r>
-        <w:rPr>
-          <w:sz w:val="22"/>
-          <w:szCs w:val="22"/>
-        </w:rPr>
-        <w:t xml:space="preserve">Para formar una primera impresión.</w:t>
-      </w:r>
-    </w:p>
-    <w:p>
-      <w:pPr>
-        <w:spacing w:after="160"/>
-      </w:pPr>
-      <w:r>
-        <w:rPr>
-          <w:sz w:val="22"/>
-          <w:szCs w:val="22"/>
-        </w:rPr>
-        <w:t xml:space="preserve">Identifican un logotipo como el símbolo de marca #1.</w:t>
-      </w:r>
-    </w:p>
-    <w:p>
-      <w:pPr>
-        <w:spacing w:after="160"/>
-      </w:pPr>
-      <w:r>
-        <w:rPr>
-          <w:sz w:val="22"/>
-          <w:szCs w:val="22"/>
-        </w:rPr>
-        <w:t xml:space="preserve">Aumento de reconocimiento por un logotipo fuerte.</w:t>
-      </w:r>
-    </w:p>
-    <w:p>
-      <w:pPr>
-        <w:spacing w:after="160"/>
-      </w:pPr>
-      <w:r>
-        <w:rPr>
-          <w:sz w:val="22"/>
-          <w:szCs w:val="22"/>
-        </w:rPr>
-        <w:t xml:space="preserve">Verse establecido en el momento en que un cliente le ve.</w:t>
-      </w:r>
-    </w:p>
-    <w:p>
-      <w:pPr>
-        <w:spacing w:after="160"/>
-      </w:pPr>
-      <w:r>
-        <w:rPr>
-          <w:sz w:val="22"/>
-          <w:szCs w:val="22"/>
-        </w:rPr>
-        <w:t xml:space="preserve">Destaque entre la competencia y siga siendo memorable.</w:t>
-      </w:r>
-    </w:p>
-    <w:p>
-      <w:pPr>
-        <w:spacing w:after="160"/>
-      </w:pPr>
-      <w:r>
-        <w:rPr>
-          <w:sz w:val="22"/>
-          <w:szCs w:val="22"/>
-        </w:rPr>
-        <w:t xml:space="preserve">11 formatos — listos para web, impresión, señalización, redes.</w:t>
-      </w:r>
-    </w:p>
-    <w:p>
-      <w:pPr>
         <w:spacing w:after="160"/>
       </w:pPr>
       <w:r>
@@ -204,6 +204,14 @@
           <w:szCs w:val="22"/>
         </w:rPr>
         <w:t xml:space="preserve">Es dueño total de su logotipo. Regístrelo como marca.</w:t>
+      </w:r>
+    </w:p>
+    <w:p>
+      <w:pPr>
+        <w:pStyle w:val="Heading2"/>
+      </w:pPr>
+      <w:r>
+        <w:t xml:space="preserve">Trabajos seleccionados</w:t>
       </w:r>
     </w:p>
     <w:p>
@@ -269,11 +277,31 @@
         <w:pStyle w:val="Heading2"/>
       </w:pPr>
       <w:r>
+        <w:t xml:space="preserve">Cómo funciona</w:t>
+      </w:r>
+    </w:p>
+    <w:p>
+      <w:pPr>
+        <w:pStyle w:val="Heading2"/>
+      </w:pPr>
+      <w:r>
         <w:t xml:space="preserve">Del brief a los archivos finales en dos a tres semanas.</w:t>
       </w:r>
     </w:p>
     <w:p>
       <w:pPr>
+        <w:spacing w:after="160"/>
+      </w:pPr>
+      <w:r>
+        <w:rPr>
+          <w:sz w:val="22"/>
+          <w:szCs w:val="22"/>
+        </w:rPr>
+        <w:t xml:space="preserve">Un coordinador dedicado gestiona cada paso. Sin granjas de plantillas. Sin ruleta de diseñadores. Solo un proceso claro de tres etapas para pequeñas empresas.</w:t>
+      </w:r>
+    </w:p>
+    <w:p>
+      <w:pPr>
         <w:pStyle w:val="Heading3"/>
       </w:pPr>
       <w:r>
@@ -282,6 +310,18 @@
     </w:p>
     <w:p>
       <w:pPr>
+        <w:spacing w:after="160"/>
+      </w:pPr>
+      <w:r>
+        <w:rPr>
+          <w:sz w:val="22"/>
+          <w:szCs w:val="22"/>
+        </w:rPr>
+        <w:t xml:space="preserve">Un Coordinador de Diseño de Logotipo dedicado contacta al cliente en dos días hábiles para capturar el brief creativo — objetivos, estilo, colores y logotipos de referencia.</w:t>
+      </w:r>
+    </w:p>
+    <w:p>
+      <w:pPr>
         <w:pStyle w:val="Heading3"/>
       </w:pPr>
       <w:r>
@@ -290,6 +330,18 @@
     </w:p>
     <w:p>
       <w:pPr>
+        <w:spacing w:after="160"/>
+      </w:pPr>
+      <w:r>
+        <w:rPr>
+          <w:sz w:val="22"/>
+          <w:szCs w:val="22"/>
+        </w:rPr>
+        <w:t xml:space="preserve">Los diseñadores internos entregan hasta diez conceptos originales en tres a cinco días hábiles. Se incluyen hasta tres rondas de revisiones.</w:t>
+      </w:r>
+    </w:p>
+    <w:p>
+      <w:pPr>
         <w:pStyle w:val="Heading3"/>
       </w:pPr>
       <w:r>
@@ -298,74 +350,30 @@
     </w:p>
     <w:p>
       <w:pPr>
+        <w:spacing w:after="160"/>
+      </w:pPr>
+      <w:r>
+        <w:rPr>
+          <w:sz w:val="22"/>
+          <w:szCs w:val="22"/>
+        </w:rPr>
+        <w:t xml:space="preserve">Los archivos finales llegan dentro de tres días hábiles tras la aprobación — 11 formatos (AI, EPS, PDF, JPG, PNG, GIF, ICO), derechos transferidos totalmente.</w:t>
+      </w:r>
+    </w:p>
+    <w:p>
+      <w:pPr>
+        <w:pStyle w:val="Heading2"/>
+      </w:pPr>
+      <w:r>
+        <w:t xml:space="preserve">Planes y precios</w:t>
+      </w:r>
+    </w:p>
+    <w:p>
+      <w:pPr>
         <w:pStyle w:val="Heading2"/>
       </w:pPr>
       <w:r>
         <w:t xml:space="preserve">Tres niveles para cada presupuesto.</w:t>
-      </w:r>
-    </w:p>
-    <w:p>
-      <w:pPr>
-        <w:pStyle w:val="Heading2"/>
-      </w:pPr>
-      <w:r>
-        <w:t xml:space="preserve">CÓMO FUNCIONA</w:t>
-      </w:r>
-    </w:p>
-    <w:p>
-      <w:pPr>
-        <w:pStyle w:val="Heading2"/>
-      </w:pPr>
-      <w:r>
-        <w:t xml:space="preserve">PLANES Y PRECIOS</w:t>
-      </w:r>
-    </w:p>
-    <w:p>
-      <w:pPr>
-        <w:spacing w:after="160"/>
-      </w:pPr>
-      <w:r>
-        <w:rPr>
-          <w:sz w:val="22"/>
-          <w:szCs w:val="22"/>
-        </w:rPr>
-        <w:t xml:space="preserve">Un coordinador dedicado gestiona cada paso. Sin granjas de plantillas. Sin ruleta de diseñadores. Solo un proceso claro de tres etapas para pequeñas empresas.</w:t>
-      </w:r>
-    </w:p>
-    <w:p>
-      <w:pPr>
-        <w:spacing w:after="160"/>
-      </w:pPr>
-      <w:r>
-        <w:rPr>
-          <w:sz w:val="22"/>
-          <w:szCs w:val="22"/>
-        </w:rPr>
-        <w:t xml:space="preserve">Un Coordinador de Diseño de Logotipo dedicado contacta al cliente en dos días hábiles para capturar el brief creativo — objetivos, estilo, colores y logotipos de referencia.</w:t>
-      </w:r>
-    </w:p>
-    <w:p>
-      <w:pPr>
-        <w:spacing w:after="160"/>
-      </w:pPr>
-      <w:r>
-        <w:rPr>
-          <w:sz w:val="22"/>
-          <w:szCs w:val="22"/>
-        </w:rPr>
-        <w:t xml:space="preserve">Los diseñadores internos entregan hasta diez conceptos originales en tres a cinco días hábiles. Se incluyen hasta tres rondas de revisiones.</w:t>
-      </w:r>
-    </w:p>
-    <w:p>
-      <w:pPr>
-        <w:spacing w:after="160"/>
-      </w:pPr>
-      <w:r>
-        <w:rPr>
-          <w:sz w:val="22"/>
-          <w:szCs w:val="22"/>
-        </w:rPr>
-        <w:t xml:space="preserve">Los archivos finales llegan dentro de tres días hábiles tras la aprobación — 11 formatos (AI, EPS, PDF, JPG, PNG, GIF, ICO), derechos transferidos totalmente.</w:t>
       </w:r>
     </w:p>
     <w:p>
@@ -567,19 +575,19 @@
         <w:pStyle w:val="Heading2"/>
       </w:pPr>
       <w:r>
+        <w:t xml:space="preserve">Guía de ventas</w:t>
+      </w:r>
+    </w:p>
+    <w:p>
+      <w:pPr>
+        <w:pStyle w:val="Heading2"/>
+      </w:pPr>
+      <w:r>
         <w:t xml:space="preserve">Cómo vender Diseño de Logotipo Profesional.</w:t>
       </w:r>
     </w:p>
     <w:p>
       <w:pPr>
-        <w:pStyle w:val="Heading2"/>
-      </w:pPr>
-      <w:r>
-        <w:t xml:space="preserve">GUÍA DE VENTAS</w:t>
-      </w:r>
-    </w:p>
-    <w:p>
-      <w:pPr>
         <w:spacing w:after="160"/>
       </w:pPr>
       <w:r>
@@ -592,6 +600,14 @@
     </w:p>
     <w:p>
       <w:pPr>
+        <w:pStyle w:val="Heading3"/>
+      </w:pPr>
+      <w:r>
+        <w:t xml:space="preserve">Perfil de cliente ideal</w:t>
+      </w:r>
+    </w:p>
+    <w:p>
+      <w:pPr>
         <w:spacing w:after="160"/>
       </w:pPr>
       <w:r>
@@ -652,6 +668,14 @@
     </w:p>
     <w:p>
       <w:pPr>
+        <w:pStyle w:val="Heading3"/>
+      </w:pPr>
+      <w:r>
+        <w:t xml:space="preserve">Preguntas de descubrimiento</w:t>
+      </w:r>
+    </w:p>
+    <w:p>
+      <w:pPr>
         <w:spacing w:after="160"/>
       </w:pPr>
       <w:r>
@@ -736,6 +760,14 @@
     </w:p>
     <w:p>
       <w:pPr>
+        <w:pStyle w:val="Heading3"/>
+      </w:pPr>
+      <w:r>
+        <w:t xml:space="preserve">Manejo de objeciones</w:t>
+      </w:r>
+    </w:p>
+    <w:p>
+      <w:pPr>
         <w:spacing w:after="160"/>
       </w:pPr>
       <w:r>
@@ -792,6 +824,14 @@
           <w:szCs w:val="22"/>
         </w:rPr>
         <w:t xml:space="preserve">¿Experiencia en diseño? ¿Derechos totales? ¿Formatos vectoriales? La mayoría de los favores fallan.</w:t>
+      </w:r>
+    </w:p>
+    <w:p>
+      <w:pPr>
+        <w:pStyle w:val="Heading3"/>
+      </w:pPr>
+      <w:r>
+        <w:t xml:space="preserve">Panorama competitivo</w:t>
       </w:r>
     </w:p>
     <w:p>
